--- a/lib/engine-v2/national/templates-official/hazmat-facility-change-permit.docx
+++ b/lib/engine-v2/national/templates-official/hazmat-facility-change-permit.docx
@@ -485,7 +485,7 @@
                 <w:u w:val="single"/>
                 <w:lang w:eastAsia="zh-TW"/>
               </w:rPr>
-              <w:t>住　所　　　　　　　　　　　（電話　　　　　　）</w:t>
+              <w:t xml:space="preserve">住　所　{{submitterAddress}}（電話　　　　　　）</w:t>
             </w:r>
           </w:p>
           <w:p>
@@ -508,7 +508,7 @@
                 <w:szCs w:val="21"/>
                 <w:u w:val="single"/>
               </w:rPr>
-              <w:t xml:space="preserve">氏　名　　　　　　　　　　　　　　　　　　　　</w:t>
+              <w:t xml:space="preserve">氏　名　{{submitterName}}</w:t>
             </w:r>
             <w:r>
               <w:rPr>
@@ -590,6 +590,9 @@
               </w:rPr>
             </w:pPr>
             <w:r>
+              <w:t xml:space="preserve">{{ownerAddress}}</w:t>
+            </w:r>
+            <w:r>
               <w:rPr>
                 <w:rFonts w:hint="eastAsia"/>
                 <w:sz w:val="21"/>
@@ -695,6 +698,9 @@
               </w:rPr>
             </w:pPr>
             <w:r>
+              <w:t xml:space="preserve">{{ownerName}}</w:t>
+            </w:r>
+            <w:r>
               <w:rPr>
                 <w:rFonts w:hint="eastAsia"/>
                 <w:sz w:val="21"/>
@@ -793,6 +799,9 @@
                 <w:lang w:eastAsia="zh-TW"/>
               </w:rPr>
             </w:pPr>
+            <w:r>
+              <w:t xml:space="preserve">{{facilityLocation}}</w:t>
+            </w:r>
           </w:p>
         </w:tc>
       </w:tr>
@@ -975,6 +984,9 @@
                 <w:lang w:eastAsia="zh-TW"/>
               </w:rPr>
             </w:pPr>
+            <w:r>
+              <w:t xml:space="preserve">{{fireZone}}</w:t>
+            </w:r>
           </w:p>
         </w:tc>
         <w:tc>
@@ -997,6 +1009,9 @@
                 <w:lang w:eastAsia="zh-TW"/>
               </w:rPr>
             </w:pPr>
+            <w:r>
+              <w:t xml:space="preserve">{{useZone}}</w:t>
+            </w:r>
           </w:p>
         </w:tc>
         <w:tc>
@@ -1134,15 +1149,15 @@
                 <w:szCs w:val="21"/>
                 <w:lang w:eastAsia="zh-CN"/>
               </w:rPr>
-              <w:t>年</w:t>
-            </w:r>
-            <w:r>
-              <w:rPr>
-                <w:rFonts w:hint="eastAsia"/>
-                <w:sz w:val="21"/>
-                <w:szCs w:val="21"/>
-              </w:rPr>
-              <w:t xml:space="preserve">　</w:t>
+              <w:t xml:space="preserve">{{permitInfo}}</w:t>
+            </w:r>
+            <w:r>
+              <w:rPr>
+                <w:rFonts w:hint="eastAsia"/>
+                <w:sz w:val="21"/>
+                <w:szCs w:val="21"/>
+              </w:rPr>
+              <w:t xml:space="preserve"/>
             </w:r>
             <w:r>
               <w:rPr>
@@ -1151,15 +1166,15 @@
                 <w:szCs w:val="21"/>
                 <w:lang w:eastAsia="zh-CN"/>
               </w:rPr>
-              <w:t xml:space="preserve">　　　月</w:t>
-            </w:r>
-            <w:r>
-              <w:rPr>
-                <w:rFonts w:hint="eastAsia"/>
-                <w:sz w:val="21"/>
-                <w:szCs w:val="21"/>
-              </w:rPr>
-              <w:t xml:space="preserve">　</w:t>
+              <w:t xml:space="preserve"/>
+            </w:r>
+            <w:r>
+              <w:rPr>
+                <w:rFonts w:hint="eastAsia"/>
+                <w:sz w:val="21"/>
+                <w:szCs w:val="21"/>
+              </w:rPr>
+              <w:t xml:space="preserve"/>
             </w:r>
             <w:r>
               <w:rPr>
@@ -1168,15 +1183,15 @@
                 <w:szCs w:val="21"/>
                 <w:lang w:eastAsia="zh-CN"/>
               </w:rPr>
-              <w:t xml:space="preserve">　　　日</w:t>
-            </w:r>
-            <w:r>
-              <w:rPr>
-                <w:rFonts w:hint="eastAsia"/>
-                <w:sz w:val="21"/>
-                <w:szCs w:val="21"/>
-              </w:rPr>
-              <w:t xml:space="preserve">　　　</w:t>
+              <w:t xml:space="preserve"/>
+            </w:r>
+            <w:r>
+              <w:rPr>
+                <w:rFonts w:hint="eastAsia"/>
+                <w:sz w:val="21"/>
+                <w:szCs w:val="21"/>
+              </w:rPr>
+              <w:t xml:space="preserve"/>
             </w:r>
             <w:r>
               <w:rPr>
@@ -1185,7 +1200,7 @@
                 <w:szCs w:val="21"/>
                 <w:lang w:eastAsia="zh-CN"/>
               </w:rPr>
-              <w:t xml:space="preserve">　　第　　　　　号</w:t>
+              <w:t xml:space="preserve"/>
             </w:r>
           </w:p>
         </w:tc>
@@ -1253,6 +1268,9 @@
                 <w:lang w:eastAsia="zh-TW"/>
               </w:rPr>
             </w:pPr>
+            <w:r>
+              <w:t xml:space="preserve">{{facilityKind}}</w:t>
+            </w:r>
           </w:p>
         </w:tc>
         <w:tc>
@@ -1328,6 +1346,9 @@
                 <w:szCs w:val="21"/>
               </w:rPr>
             </w:pPr>
+            <w:r>
+              <w:t xml:space="preserve">{{facilityCategory}}</w:t>
+            </w:r>
           </w:p>
         </w:tc>
       </w:tr>
@@ -1416,6 +1437,9 @@
                 <w:szCs w:val="21"/>
               </w:rPr>
             </w:pPr>
+            <w:r>
+              <w:t xml:space="preserve">{{hazmatClassAndName}}</w:t>
+            </w:r>
           </w:p>
         </w:tc>
         <w:tc>
@@ -1503,6 +1527,9 @@
                 <w:szCs w:val="21"/>
               </w:rPr>
             </w:pPr>
+            <w:r>
+              <w:t xml:space="preserve">{{designatedQuantityMultiple}}</w:t>
+            </w:r>
           </w:p>
         </w:tc>
       </w:tr>
@@ -1593,23 +1620,23 @@
                 <w:sz w:val="21"/>
                 <w:szCs w:val="21"/>
               </w:rPr>
-              <w:t xml:space="preserve">令　　第　　　条　　　　　第　</w:t>
-            </w:r>
-            <w:r>
-              <w:rPr>
-                <w:rFonts w:hint="eastAsia"/>
-                <w:sz w:val="21"/>
-                <w:szCs w:val="21"/>
-              </w:rPr>
-              <w:t xml:space="preserve">　</w:t>
-            </w:r>
-            <w:r>
-              <w:rPr>
-                <w:rFonts w:hint="eastAsia"/>
-                <w:sz w:val="21"/>
-                <w:szCs w:val="21"/>
-              </w:rPr>
-              <w:t xml:space="preserve">　　項</w:t>
+              <w:t xml:space="preserve">{{regulationCategory}}</w:t>
+            </w:r>
+            <w:r>
+              <w:rPr>
+                <w:rFonts w:hint="eastAsia"/>
+                <w:sz w:val="21"/>
+                <w:szCs w:val="21"/>
+              </w:rPr>
+              <w:t xml:space="preserve"/>
+            </w:r>
+            <w:r>
+              <w:rPr>
+                <w:rFonts w:hint="eastAsia"/>
+                <w:sz w:val="21"/>
+                <w:szCs w:val="21"/>
+              </w:rPr>
+              <w:t xml:space="preserve"/>
             </w:r>
           </w:p>
           <w:p>
@@ -1627,23 +1654,23 @@
                 <w:sz w:val="21"/>
                 <w:szCs w:val="21"/>
               </w:rPr>
-              <w:t xml:space="preserve">（規則　第　　</w:t>
-            </w:r>
-            <w:r>
-              <w:rPr>
-                <w:rFonts w:hint="eastAsia"/>
-                <w:sz w:val="21"/>
-                <w:szCs w:val="21"/>
-              </w:rPr>
-              <w:t xml:space="preserve">　</w:t>
-            </w:r>
-            <w:r>
-              <w:rPr>
-                <w:rFonts w:hint="eastAsia"/>
-                <w:sz w:val="21"/>
-                <w:szCs w:val="21"/>
-              </w:rPr>
-              <w:t xml:space="preserve">　条　　　　　第　　　項）</w:t>
+              <w:t xml:space="preserve"/>
+            </w:r>
+            <w:r>
+              <w:rPr>
+                <w:rFonts w:hint="eastAsia"/>
+                <w:sz w:val="21"/>
+                <w:szCs w:val="21"/>
+              </w:rPr>
+              <w:t xml:space="preserve"/>
+            </w:r>
+            <w:r>
+              <w:rPr>
+                <w:rFonts w:hint="eastAsia"/>
+                <w:sz w:val="21"/>
+                <w:szCs w:val="21"/>
+              </w:rPr>
+              <w:t xml:space="preserve"/>
             </w:r>
           </w:p>
         </w:tc>
@@ -1710,6 +1737,9 @@
                 <w:szCs w:val="21"/>
               </w:rPr>
             </w:pPr>
+            <w:r>
+              <w:t xml:space="preserve">{{changeContent}}</w:t>
+            </w:r>
           </w:p>
         </w:tc>
       </w:tr>
@@ -1775,6 +1805,9 @@
                 <w:szCs w:val="21"/>
               </w:rPr>
             </w:pPr>
+            <w:r>
+              <w:t xml:space="preserve">{{changeReason}}</w:t>
+            </w:r>
           </w:p>
         </w:tc>
       </w:tr>
@@ -1840,6 +1873,9 @@
                 <w:szCs w:val="21"/>
               </w:rPr>
             </w:pPr>
+            <w:r>
+              <w:t xml:space="preserve">{{constructionStartDate}}</w:t>
+            </w:r>
           </w:p>
         </w:tc>
         <w:tc>
@@ -1892,6 +1928,9 @@
                 <w:szCs w:val="21"/>
               </w:rPr>
             </w:pPr>
+            <w:r>
+              <w:t xml:space="preserve">{{completionDate}}</w:t>
+            </w:r>
           </w:p>
         </w:tc>
       </w:tr>
@@ -1957,6 +1996,9 @@
                 <w:szCs w:val="21"/>
               </w:rPr>
             </w:pPr>
+            <w:r>
+              <w:t xml:space="preserve">{{otherMatters}}</w:t>
+            </w:r>
           </w:p>
         </w:tc>
       </w:tr>

--- a/lib/engine-v2/national/templates-official/hazmat-facility-change-permit.docx
+++ b/lib/engine-v2/national/templates-official/hazmat-facility-change-permit.docx
@@ -485,7 +485,7 @@
                 <w:u w:val="single"/>
                 <w:lang w:eastAsia="zh-TW"/>
               </w:rPr>
-              <w:t xml:space="preserve">住　所　{{submitterAddress}}（電話　　　　　　）</w:t>
+              <w:t xml:space="preserve">住　所　{{submitterAddress}}{{submitterPhone}}</w:t>
             </w:r>
           </w:p>
           <w:p>
@@ -630,7 +630,7 @@
                 <w:sz w:val="21"/>
                 <w:szCs w:val="21"/>
               </w:rPr>
-              <w:t>電話　{{submitterPhone}}</w:t>
+              <w:t>電話　{{ownerPhone}}</w:t>
             </w:r>
           </w:p>
         </w:tc>
@@ -731,6 +731,9 @@
                 <w:lang w:eastAsia="zh-TW"/>
               </w:rPr>
             </w:pPr>
+            <w:r>
+              <w:t xml:space="preserve">{{ownerNameField}}</w:t>
+            </w:r>
           </w:p>
         </w:tc>
       </w:tr>
@@ -1034,6 +1037,9 @@
                 <w:lang w:eastAsia="zh-TW"/>
               </w:rPr>
             </w:pPr>
+            <w:r>
+              <w:t xml:space="preserve">{{zoneExtraInfo}}</w:t>
+            </w:r>
           </w:p>
         </w:tc>
       </w:tr>
@@ -2030,6 +2036,9 @@
                 <w:szCs w:val="21"/>
               </w:rPr>
             </w:pPr>
+            <w:r>
+              <w:t xml:space="preserve">{{extraNote1}}</w:t>
+            </w:r>
           </w:p>
         </w:tc>
       </w:tr>
@@ -2168,6 +2177,9 @@
                 <w:szCs w:val="21"/>
               </w:rPr>
             </w:pPr>
+            <w:r>
+              <w:t xml:space="preserve">{{officialUseReceipt}}</w:t>
+            </w:r>
           </w:p>
         </w:tc>
         <w:tc>
@@ -2202,7 +2214,7 @@
                 <w:szCs w:val="21"/>
                 <w:fitText w:val="1056" w:id="-1820160255"/>
               </w:rPr>
-              <w:t>許可年月</w:t>
+              <w:t xml:space="preserve">{{officialPermitDateAndNumber}}</w:t>
             </w:r>
             <w:r>
               <w:rPr>
@@ -2212,7 +2224,7 @@
                 <w:szCs w:val="21"/>
                 <w:fitText w:val="1056" w:id="-1820160255"/>
               </w:rPr>
-              <w:t>日</w:t>
+              <w:t xml:space="preserve"/>
             </w:r>
           </w:p>
           <w:p>
@@ -2235,7 +2247,7 @@
                 <w:szCs w:val="21"/>
                 <w:fitText w:val="1056" w:id="-1820160254"/>
               </w:rPr>
-              <w:t>許可番</w:t>
+              <w:t xml:space="preserve"/>
             </w:r>
             <w:r>
               <w:rPr>
@@ -2245,7 +2257,7 @@
                 <w:szCs w:val="21"/>
                 <w:fitText w:val="1056" w:id="-1820160254"/>
               </w:rPr>
-              <w:t>号</w:t>
+              <w:t xml:space="preserve"/>
             </w:r>
           </w:p>
         </w:tc>
@@ -2268,6 +2280,9 @@
                 <w:szCs w:val="21"/>
               </w:rPr>
             </w:pPr>
+            <w:r>
+              <w:t xml:space="preserve">{{officialUseFee}}</w:t>
+            </w:r>
           </w:p>
         </w:tc>
       </w:tr>

--- a/lib/engine-v2/national/templates-official/hazmat-facility-change-permit.docx
+++ b/lib/engine-v2/national/templates-official/hazmat-facility-change-permit.docx
@@ -590,6 +590,11 @@
               </w:rPr>
             </w:pPr>
             <w:r>
+              <w:rPr>
+                <w:rFonts w:hint="eastAsia"/>
+                <w:sz w:val="21"/>
+                <w:szCs w:val="21"/>
+              </w:rPr>
               <w:t xml:space="preserve">{{ownerAddress}}</w:t>
             </w:r>
             <w:r>
@@ -698,6 +703,11 @@
               </w:rPr>
             </w:pPr>
             <w:r>
+              <w:rPr>
+                <w:rFonts w:hint="eastAsia"/>
+                <w:sz w:val="21"/>
+                <w:szCs w:val="21"/>
+              </w:rPr>
               <w:t xml:space="preserve">{{ownerName}}</w:t>
             </w:r>
             <w:r>

--- a/lib/engine-v2/national/templates-official/hazmat-facility-change-permit.docx
+++ b/lib/engine-v2/national/templates-official/hazmat-facility-change-permit.docx
@@ -485,7 +485,7 @@
                 <w:u w:val="single"/>
                 <w:lang w:eastAsia="zh-TW"/>
               </w:rPr>
-              <w:t xml:space="preserve">住　所　{{submitterAddress}}{{submitterPhone}}</w:t>
+              <w:t xml:space="preserve">住　所　{{submitterAddress}}（電話　{{submitterPhone}}）</w:t>
             </w:r>
           </w:p>
           <w:p>
@@ -595,15 +595,15 @@
                 <w:sz w:val="21"/>
                 <w:szCs w:val="21"/>
               </w:rPr>
+              <w:t>住所</w:t>
+            </w:r>
+            <w:r>
+              <w:rPr>
+                <w:rFonts w:hint="eastAsia"/>
+                <w:sz w:val="21"/>
+                <w:szCs w:val="21"/>
+              </w:rPr>
               <w:t xml:space="preserve">{{ownerAddress}}</w:t>
-            </w:r>
-            <w:r>
-              <w:rPr>
-                <w:rFonts w:hint="eastAsia"/>
-                <w:sz w:val="21"/>
-                <w:szCs w:val="21"/>
-              </w:rPr>
-              <w:t>住所</w:t>
             </w:r>
           </w:p>
         </w:tc>
@@ -708,15 +708,15 @@
                 <w:sz w:val="21"/>
                 <w:szCs w:val="21"/>
               </w:rPr>
+              <w:t>氏名</w:t>
+            </w:r>
+            <w:r>
+              <w:rPr>
+                <w:rFonts w:hint="eastAsia"/>
+                <w:sz w:val="21"/>
+                <w:szCs w:val="21"/>
+              </w:rPr>
               <w:t xml:space="preserve">{{ownerName}}</w:t>
-            </w:r>
-            <w:r>
-              <w:rPr>
-                <w:rFonts w:hint="eastAsia"/>
-                <w:sz w:val="21"/>
-                <w:szCs w:val="21"/>
-              </w:rPr>
-              <w:t>氏名</w:t>
             </w:r>
           </w:p>
         </w:tc>

--- a/lib/engine-v2/national/templates-official/hazmat-facility-change-permit.docx
+++ b/lib/engine-v2/national/templates-official/hazmat-facility-change-permit.docx
@@ -407,7 +407,7 @@
                 <w:sz w:val="21"/>
                 <w:szCs w:val="21"/>
               </w:rPr>
-              <w:t xml:space="preserve">　　　　　　　　　　　　　　　　　　　　　　　　　　　　　　　</w:t>
+              <w:t xml:space="preserve">　</w:t>
             </w:r>
             <w:r>
               <w:rPr>

--- a/lib/engine-v2/national/templates-official/hazmat-facility-change-permit.docx
+++ b/lib/engine-v2/national/templates-official/hazmat-facility-change-permit.docx
@@ -400,6 +400,7 @@
                 <w:sz w:val="21"/>
                 <w:szCs w:val="21"/>
               </w:rPr>
+              <w:jc w:val="right"/>
             </w:pPr>
             <w:r>
               <w:rPr>
@@ -426,6 +427,7 @@
                 <w:sz w:val="21"/>
                 <w:szCs w:val="21"/>
               </w:rPr>
+              <w:jc w:val="right"/>
             </w:pPr>
             <w:r>
               <w:rPr>
@@ -454,6 +456,7 @@
                 <w:szCs w:val="21"/>
                 <w:lang w:eastAsia="zh-CN"/>
               </w:rPr>
+              <w:jc w:val="right"/>
             </w:pPr>
             <w:r>
               <w:rPr>
@@ -468,7 +471,6 @@
             <w:pPr>
               <w:spacing w:line="300" w:lineRule="auto"/>
               <w:ind w:firstLineChars="1990" w:firstLine="3811"/>
-              <w:jc w:val="right"/>
               <w:rPr>
                 <w:rFonts w:hint="eastAsia"/>
                 <w:sz w:val="21"/>
@@ -476,6 +478,7 @@
                 <w:u w:val="single"/>
                 <w:lang w:eastAsia="zh-TW"/>
               </w:rPr>
+              <w:jc w:val="right"/>
             </w:pPr>
             <w:r>
               <w:rPr>
@@ -494,12 +497,12 @@
               <w:wordWrap w:val="0"/>
               <w:spacing w:after="60" w:line="300" w:lineRule="auto"/>
               <w:ind w:firstLineChars="1978" w:firstLine="3788"/>
+              <w:rPr>
+                <w:sz w:val="21"/>
+                <w:szCs w:val="21"/>
+                <w:u w:val="single"/>
+              </w:rPr>
               <w:jc w:val="right"/>
-              <w:rPr>
-                <w:sz w:val="21"/>
-                <w:szCs w:val="21"/>
-                <w:u w:val="single"/>
-              </w:rPr>
             </w:pPr>
             <w:r>
               <w:rPr>
@@ -597,14 +600,6 @@
               </w:rPr>
               <w:t>住所</w:t>
             </w:r>
-            <w:r>
-              <w:rPr>
-                <w:rFonts w:hint="eastAsia"/>
-                <w:sz w:val="21"/>
-                <w:szCs w:val="21"/>
-              </w:rPr>
-              <w:t xml:space="preserve">{{ownerAddress}}</w:t>
-            </w:r>
           </w:p>
         </w:tc>
         <w:tc>
@@ -629,6 +624,14 @@
                 <w:lang w:eastAsia="zh-TW"/>
               </w:rPr>
             </w:pPr>
+            <w:r>
+              <w:rPr>
+                <w:rFonts w:hint="eastAsia"/>
+                <w:sz w:val="21"/>
+                <w:szCs w:val="21"/>
+              </w:rPr>
+              <w:t xml:space="preserve">{{ownerAddress}}</w:t>
+            </w:r>
             <w:r>
               <w:rPr>
                 <w:rFonts w:hint="eastAsia"/>
@@ -710,14 +713,6 @@
               </w:rPr>
               <w:t>氏名</w:t>
             </w:r>
-            <w:r>
-              <w:rPr>
-                <w:rFonts w:hint="eastAsia"/>
-                <w:sz w:val="21"/>
-                <w:szCs w:val="21"/>
-              </w:rPr>
-              <w:t xml:space="preserve">{{ownerName}}</w:t>
-            </w:r>
           </w:p>
         </w:tc>
         <w:tc>
@@ -741,6 +736,14 @@
                 <w:lang w:eastAsia="zh-TW"/>
               </w:rPr>
             </w:pPr>
+            <w:r>
+              <w:rPr>
+                <w:rFonts w:hint="eastAsia"/>
+                <w:sz w:val="21"/>
+                <w:szCs w:val="21"/>
+              </w:rPr>
+              <w:t xml:space="preserve">{{ownerName}}</w:t>
+            </w:r>
             <w:r>
               <w:t xml:space="preserve">{{ownerNameField}}</w:t>
             </w:r>
